--- a/ba/sync/output/human/exports/BAO-CAO-KHAO-SAT-TOSS-19062026-v0.1-2026-06-22.docx
+++ b/ba/sync/output/human/exports/BAO-CAO-KHAO-SAT-TOSS-19062026-v0.1-2026-06-22.docx
@@ -2,32 +2,6 @@
 <file path=word/document.xml><?xml version="1.0" encoding="utf-8"?>
 <w:document xmlns:w="http://schemas.openxmlformats.org/wordprocessingml/2006/main" xmlns:m="http://schemas.openxmlformats.org/officeDocument/2006/math" xmlns:r="http://schemas.openxmlformats.org/officeDocument/2006/relationships" xmlns:o="urn:schemas-microsoft-com:office:office" xmlns:v="urn:schemas-microsoft-com:vml" xmlns:w10="urn:schemas-microsoft-com:office:word" xmlns:a="http://schemas.openxmlformats.org/drawingml/2006/main" xmlns:pic="http://schemas.openxmlformats.org/drawingml/2006/picture" xmlns:wp="http://schemas.openxmlformats.org/drawingml/2006/wordprocessingDrawing">
   <w:body>
-    <w:sdt>
-      <w:sdtPr>
-        <w:docPartObj>
-          <w:docPartGallery w:val="Table of Contents"/>
-          <w:docPartUnique/>
-        </w:docPartObj>
-      </w:sdtPr>
-      <w:sdtContent>
-        <w:p>
-          <w:pPr>
-            <w:pStyle w:val="TOCHeading"/>
-          </w:pPr>
-          <w:r>
-            <w:t xml:space="preserve">Table of Contents</w:t>
-          </w:r>
-        </w:p>
-        <w:p>
-          <w:r>
-            <w:fldChar w:fldCharType="begin" w:dirty="true"/>
-            <w:instrText xml:space="preserve">TOC \o "1-2" \h \z \u</w:instrText>
-            <w:fldChar w:fldCharType="separate"/>
-            <w:fldChar w:fldCharType="end"/>
-          </w:r>
-        </w:p>
-      </w:sdtContent>
-    </w:sdt>
     <w:bookmarkStart w:id="50" w:name="báo-cáo-khảo-sát-toss-19062026"/>
     <w:p>
       <w:pPr>

--- a/ba/sync/output/human/exports/BAO-CAO-KHAO-SAT-TOSS-19062026-v0.1-2026-06-22.docx
+++ b/ba/sync/output/human/exports/BAO-CAO-KHAO-SAT-TOSS-19062026-v0.1-2026-06-22.docx
@@ -2305,8 +2305,8 @@
     <w:rPrDefault>
       <w:rPr>
         <w:rFonts w:asciiTheme="minorHAnsi" w:cstheme="minorBidi" w:eastAsiaTheme="minorEastAsia" w:hAnsiTheme="minorHAnsi"/>
-        <w:sz w:val="24"/>
-        <w:szCs w:val="24"/>
+        <w:sz w:val="26"/>
+        <w:szCs w:val="26"/>
         <w:lang w:bidi="ar-SA" w:eastAsia="zh-CN" w:val="en-US"/>
       </w:rPr>
     </w:rPrDefault>
@@ -2496,8 +2496,8 @@
     <w:rPr>
       <w:rFonts w:ascii="Times New Roman" w:cs="Times New Roman" w:eastAsia="Times New Roman" w:hAnsi="Times New Roman"/>
       <w:color w:val="000000"/>
-      <w:sz w:val="24"/>
-      <w:szCs w:val="24"/>
+      <w:sz w:val="32"/>
+      <w:szCs w:val="32"/>
     </w:rPr>
   </w:style>
   <w:style w:styleId="Heading2" w:type="paragraph">
@@ -2520,8 +2520,8 @@
     <w:rPr>
       <w:rFonts w:ascii="Times New Roman" w:cs="Times New Roman" w:eastAsia="Times New Roman" w:hAnsi="Times New Roman"/>
       <w:color w:val="000000"/>
-      <w:sz w:val="24"/>
-      <w:szCs w:val="24"/>
+      <w:sz w:val="26"/>
+      <w:szCs w:val="26"/>
     </w:rPr>
   </w:style>
   <w:style w:styleId="Heading3" w:type="paragraph">

--- a/ba/sync/output/human/exports/BAO-CAO-KHAO-SAT-TOSS-19062026-v0.1-2026-06-22.docx
+++ b/ba/sync/output/human/exports/BAO-CAO-KHAO-SAT-TOSS-19062026-v0.1-2026-06-22.docx
@@ -2490,14 +2490,14 @@
       <w:keepNext/>
       <w:keepLines/>
       <w:spacing w:after="240" w:before="360" w:line="240" w:lineRule="auto"/>
-      <w:jc w:val="left"/>
+      <w:jc w:val="center"/>
       <w:outlineLvl w:val="0"/>
     </w:pPr>
     <w:rPr>
       <w:rFonts w:ascii="Times New Roman" w:cs="Times New Roman" w:eastAsia="Times New Roman" w:hAnsi="Times New Roman"/>
       <w:color w:val="000000"/>
-      <w:sz w:val="32"/>
-      <w:szCs w:val="32"/>
+      <w:sz w:val="36"/>
+      <w:szCs w:val="36"/>
     </w:rPr>
   </w:style>
   <w:style w:styleId="Heading2" w:type="paragraph">
@@ -2518,6 +2518,8 @@
       <w:outlineLvl w:val="1"/>
     </w:pPr>
     <w:rPr>
+      <w:b/>
+      <w:bCs/>
       <w:rFonts w:ascii="Times New Roman" w:cs="Times New Roman" w:eastAsia="Times New Roman" w:hAnsi="Times New Roman"/>
       <w:color w:val="000000"/>
       <w:sz w:val="26"/>

--- a/ba/sync/output/human/exports/BAO-CAO-KHAO-SAT-TOSS-19062026-v0.1-2026-06-22.docx
+++ b/ba/sync/output/human/exports/BAO-CAO-KHAO-SAT-TOSS-19062026-v0.1-2026-06-22.docx
@@ -2,10 +2,9 @@
 <file path=word/document.xml><?xml version="1.0" encoding="utf-8"?>
 <w:document xmlns:w="http://schemas.openxmlformats.org/wordprocessingml/2006/main" xmlns:m="http://schemas.openxmlformats.org/officeDocument/2006/math" xmlns:r="http://schemas.openxmlformats.org/officeDocument/2006/relationships" xmlns:o="urn:schemas-microsoft-com:office:office" xmlns:v="urn:schemas-microsoft-com:vml" xmlns:w10="urn:schemas-microsoft-com:office:word" xmlns:a="http://schemas.openxmlformats.org/drawingml/2006/main" xmlns:pic="http://schemas.openxmlformats.org/drawingml/2006/picture" xmlns:wp="http://schemas.openxmlformats.org/drawingml/2006/wordprocessingDrawing">
   <w:body>
-    <w:bookmarkStart w:id="50" w:name="báo-cáo-khảo-sát-toss-19062026"/>
-    <w:p>
-      <w:pPr>
-        <w:pStyle w:val="Heading1"/>
+    <w:p>
+      <w:pPr>
+        <w:pStyle w:val="Title"/>
       </w:pPr>
       <w:r>
         <w:t xml:space="preserve">Báo cáo Khảo sát TOSS — 19/06/2026</w:t>
@@ -30,17 +29,7 @@
         </w:pict>
       </w:r>
     </w:p>
-    <w:bookmarkEnd w:id="50"/>
-    <w:bookmarkStart w:id="61" w:name="X039eb0078e364c69c73b6d4cc7034aa3a86244a"/>
-    <w:p>
-      <w:pPr>
-        <w:pStyle w:val="Heading1"/>
-      </w:pPr>
-      <w:r>
-        <w:t xml:space="preserve">Báo cáo Khảo sát ngày 19/06/2026 — Tích hợp TOSS với NetLine/OPS++</w:t>
-      </w:r>
-    </w:p>
-    <w:bookmarkStart w:id="51" w:name="i.-thông-tin-chung"/>
+    <w:bookmarkStart w:id="50" w:name="i.-thông-tin-chung"/>
     <w:p>
       <w:pPr>
         <w:pStyle w:val="Heading2"/>
@@ -128,8 +117,8 @@
         </w:pict>
       </w:r>
     </w:p>
-    <w:bookmarkEnd w:id="51"/>
-    <w:bookmarkStart w:id="58" w:name="ii.-nội-dung-khảo-sát-theo-chủ-đề"/>
+    <w:bookmarkEnd w:id="50"/>
+    <w:bookmarkStart w:id="57" w:name="ii.-nội-dung-khảo-sát-theo-chủ-đề"/>
     <w:p>
       <w:pPr>
         <w:pStyle w:val="Heading2"/>
@@ -138,7 +127,7 @@
         <w:t xml:space="preserve">II. Nội dung khảo sát theo chủ đề</w:t>
       </w:r>
     </w:p>
-    <w:bookmarkStart w:id="52" w:name="X14af03465c7cb842b37e1fc924abdbc47e2cc5c"/>
+    <w:bookmarkStart w:id="51" w:name="X14af03465c7cb842b37e1fc924abdbc47e2cc5c"/>
     <w:p>
       <w:pPr>
         <w:pStyle w:val="Heading3"/>
@@ -201,8 +190,8 @@
         <w:t xml:space="preserve">Hai bên thống nhất xem kết nối TOSS với OPS++ là mục tiêu ưu tiên cao nhất của giai đoạn này. Quy trình xử lý câu hỏi là Viettel gửi câu hỏi cho VNA, VNA chủ trì trả lời hoặc làm cầu nối với NetOps .</w:t>
       </w:r>
     </w:p>
-    <w:bookmarkEnd w:id="52"/>
-    <w:bookmarkStart w:id="53" w:name="X94d75f1a21938748b20620aff0d77f945eddcdd"/>
+    <w:bookmarkEnd w:id="51"/>
+    <w:bookmarkStart w:id="52" w:name="X94d75f1a21938748b20620aff0d77f945eddcdd"/>
     <w:p>
       <w:pPr>
         <w:pStyle w:val="Heading3"/>
@@ -397,8 +386,8 @@
         <w:t xml:space="preserve">Hai bên thống nhất nguyên tắc TOSS là bên chủ động lấy dữ liệu từ các hệ thống nguồn rồi chuyển sang OPS++; danh mục dữ liệu inbound đầu tiên có khoảng 17 luồng và outbound có 2 luồng, sẽ được chi tiết hóa trong tệp tin Excel làm việc chung. Phía VNA chịu trách nhiệm hoàn thiện sample điện văn và phối hợp với Lufthansa Systems làm rõ định dạng cho từng luồng .</w:t>
       </w:r>
     </w:p>
-    <w:bookmarkEnd w:id="53"/>
-    <w:bookmarkStart w:id="54" w:name="Xed194571c0ca8b56bfd4ade945f5e0fbb94f155"/>
+    <w:bookmarkEnd w:id="52"/>
+    <w:bookmarkStart w:id="53" w:name="Xed194571c0ca8b56bfd4ade945f5e0fbb94f155"/>
     <w:p>
       <w:pPr>
         <w:pStyle w:val="Heading3"/>
@@ -573,8 +562,8 @@
         <w:t xml:space="preserve">. Đối chiếu danh mục dữ liệu với YCKT sheet-06 (Tích hợp), các nhóm hệ thống mà transcript đã nhắc đến có mặt trong sheet này gồm Netline Flight Ops++ (dòng 1), Schedule (SSIM/ASM/SSM — dòng 6), AMOS (dòng 10), Amadeus PSS (dòng 13), Lido Flight 4D (dòng 14), ACDM (dòng 18), Cargo Spot (dòng 21) và SITA TEXT (dòng 34). Như vậy danh mục buổi 19/06 khớp khung danh mục sheet-06, đồng thời bổ sung tên các điện văn chi tiết (MVT/MVA/divert/LDM/FFM/Fuel Report) mà sheet-06 chưa nêu cụ thể .</w:t>
       </w:r>
     </w:p>
-    <w:bookmarkEnd w:id="54"/>
-    <w:bookmarkStart w:id="55" w:name="X0bdffa5a146c3d34f88521fa70723669cf56445"/>
+    <w:bookmarkEnd w:id="53"/>
+    <w:bookmarkStart w:id="54" w:name="X0bdffa5a146c3d34f88521fa70723669cf56445"/>
     <w:p>
       <w:pPr>
         <w:pStyle w:val="Heading3"/>
@@ -645,8 +634,8 @@
         <w:t xml:space="preserve">VNA chủ trì phối hợp, làm cầu nối với Lufthansa Systems. Viettel phản hồi tài liệu và đặt câu hỏi qua VNA. Tài liệu chi tiết được tổ chức theo từng luồng dữ liệu, có tệp tin Excel làm bảng tổng hợp. Lịch làm việc tiếp theo bắt đầu từ thứ ba 24/06/2026 .</w:t>
       </w:r>
     </w:p>
-    <w:bookmarkEnd w:id="55"/>
-    <w:bookmarkStart w:id="56" w:name="Xda18586d081615c799bcd4bb6df23dba184c8b4"/>
+    <w:bookmarkEnd w:id="54"/>
+    <w:bookmarkStart w:id="55" w:name="Xda18586d081615c799bcd4bb6df23dba184c8b4"/>
     <w:p>
       <w:pPr>
         <w:pStyle w:val="Heading3"/>
@@ -717,8 +706,8 @@
         <w:t xml:space="preserve">Hai bên thống nhất hai mốc cứng gồm máy chủ SFTP sẵn sàng test kết nối trong ngày 24/06/2026, máy chủ SFTP hoàn tất cùng cấu trúc thư mục trước ngày 01/07/2026 .</w:t>
       </w:r>
     </w:p>
-    <w:bookmarkEnd w:id="56"/>
-    <w:bookmarkStart w:id="57" w:name="Xa286920bd6d853d6e17420ded951efe3ef5b4e8"/>
+    <w:bookmarkEnd w:id="55"/>
+    <w:bookmarkStart w:id="56" w:name="Xa286920bd6d853d6e17420ded951efe3ef5b4e8"/>
     <w:p>
       <w:pPr>
         <w:pStyle w:val="Heading3"/>
@@ -796,9 +785,9 @@
         </w:pict>
       </w:r>
     </w:p>
+    <w:bookmarkEnd w:id="56"/>
     <w:bookmarkEnd w:id="57"/>
-    <w:bookmarkEnd w:id="58"/>
-    <w:bookmarkStart w:id="59" w:name="iii.-đã-thống-nhất"/>
+    <w:bookmarkStart w:id="58" w:name="iii.-đã-thống-nhất"/>
     <w:p>
       <w:pPr>
         <w:pStyle w:val="Heading2"/>
@@ -1377,8 +1366,8 @@
         </w:pict>
       </w:r>
     </w:p>
-    <w:bookmarkEnd w:id="59"/>
-    <w:bookmarkStart w:id="60" w:name="iv.-cần-làm-rõ"/>
+    <w:bookmarkEnd w:id="58"/>
+    <w:bookmarkStart w:id="59" w:name="iv.-cần-làm-rõ"/>
     <w:p>
       <w:pPr>
         <w:pStyle w:val="Heading2"/>
@@ -1924,8 +1913,7 @@
         </w:pict>
       </w:r>
     </w:p>
-    <w:bookmarkEnd w:id="60"/>
-    <w:bookmarkEnd w:id="61"/>
+    <w:bookmarkEnd w:id="59"/>
     <w:sectPr>
       <w:headerReference r:id="rId40" w:type="default"/>
       <w:footerReference r:id="rId41" w:type="default"/>
@@ -2360,8 +2348,8 @@
     </w:pPr>
     <w:rPr>
       <w:rFonts w:ascii="Times New Roman" w:cs="Times New Roman" w:eastAsia="Times New Roman" w:hAnsi="Times New Roman"/>
-      <w:sz w:val="56"/>
-      <w:szCs w:val="56"/>
+      <w:sz w:val="36"/>
+      <w:szCs w:val="36"/>
     </w:rPr>
   </w:style>
   <w:style w:customStyle="1" w:styleId="TitleChar" w:type="character">
@@ -2490,14 +2478,14 @@
       <w:keepNext/>
       <w:keepLines/>
       <w:spacing w:after="240" w:before="360" w:line="240" w:lineRule="auto"/>
-      <w:jc w:val="center"/>
+      <w:jc w:val="left"/>
       <w:outlineLvl w:val="0"/>
     </w:pPr>
     <w:rPr>
       <w:rFonts w:ascii="Times New Roman" w:cs="Times New Roman" w:eastAsia="Times New Roman" w:hAnsi="Times New Roman"/>
       <w:color w:val="000000"/>
-      <w:sz w:val="36"/>
-      <w:szCs w:val="36"/>
+      <w:sz w:val="24"/>
+      <w:szCs w:val="24"/>
     </w:rPr>
   </w:style>
   <w:style w:styleId="Heading2" w:type="paragraph">

--- a/ba/sync/output/human/exports/BAO-CAO-KHAO-SAT-TOSS-19062026-v0.1-2026-06-22.docx
+++ b/ba/sync/output/human/exports/BAO-CAO-KHAO-SAT-TOSS-19062026-v0.1-2026-06-22.docx
@@ -2506,9 +2506,9 @@
       <w:outlineLvl w:val="1"/>
     </w:pPr>
     <w:rPr>
+      <w:rFonts w:ascii="Times New Roman" w:cs="Times New Roman" w:eastAsia="Times New Roman" w:hAnsi="Times New Roman"/>
       <w:b/>
       <w:bCs/>
-      <w:rFonts w:ascii="Times New Roman" w:cs="Times New Roman" w:eastAsia="Times New Roman" w:hAnsi="Times New Roman"/>
       <w:color w:val="000000"/>
       <w:sz w:val="26"/>
       <w:szCs w:val="26"/>

--- a/ba/sync/output/human/exports/BAO-CAO-KHAO-SAT-TOSS-19062026-v0.1-2026-06-22.docx
+++ b/ba/sync/output/human/exports/BAO-CAO-KHAO-SAT-TOSS-19062026-v0.1-2026-06-22.docx
@@ -2510,8 +2510,8 @@
       <w:b/>
       <w:bCs/>
       <w:color w:val="000000"/>
-      <w:sz w:val="26"/>
-      <w:szCs w:val="26"/>
+      <w:sz w:val="32"/>
+      <w:szCs w:val="32"/>
     </w:rPr>
   </w:style>
   <w:style w:styleId="Heading3" w:type="paragraph">
@@ -2533,9 +2533,11 @@
     </w:pPr>
     <w:rPr>
       <w:rFonts w:cstheme="majorBidi" w:eastAsiaTheme="majorEastAsia"/>
+      <w:b/>
+      <w:bCs/>
       <w:color w:val="000000"/>
-      <w:sz w:val="22"/>
-      <w:szCs w:val="22"/>
+      <w:sz w:val="26"/>
+      <w:szCs w:val="26"/>
     </w:rPr>
   </w:style>
   <w:style w:styleId="Heading4" w:type="paragraph">
